--- a/templates/kp-old.docx
+++ b/templates/kp-old.docx
@@ -982,6 +982,39 @@
       </w:pPr>
     </w:p>
     <w:p/>
+    <w:p>
+      <w:pPr/>
+      <w:r>
+        <w:rPr/>
+        <w:t>{#signature}</w:t>
+      </w:r>
+    </w:p>
+    <w:p>
+      <w:pPr>
+        <w:rPr>
+          <w:rFonts w:ascii="Century Gothic" w:hAnsi="Century Gothic"/>
+          <w:color w:val="4E4E4D"/>
+          <w:sz w:val="22"/>
+          <w:szCs w:val="22"/>
+        </w:rPr>
+      </w:pPr>
+      <w:r>
+        <w:rPr>
+          <w:rFonts w:ascii="Century Gothic" w:hAnsi="Century Gothic"/>
+          <w:color w:val="4E4E4D"/>
+          <w:sz w:val="22"/>
+          <w:szCs w:val="22"/>
+        </w:rPr>
+        <w:t>{.}</w:t>
+      </w:r>
+    </w:p>
+    <w:p>
+      <w:pPr/>
+      <w:r>
+        <w:rPr/>
+        <w:t>{/signature}</w:t>
+      </w:r>
+    </w:p>
     <w:sectPr>
       <w:pgSz w:w="11906" w:h="16838"/>
       <w:pgMar w:top="142" w:right="850" w:bottom="426" w:left="709" w:header="708" w:footer="708" w:gutter="0"/>

--- a/templates/kp-old.docx
+++ b/templates/kp-old.docx
@@ -227,8 +227,8 @@
         <w:gridCol w:w="1920"/>
         <w:gridCol w:w="1920"/>
         <w:gridCol w:w="1060"/>
-        <w:gridCol w:w="1600"/>
-        <w:gridCol w:w="1700"/>
+        <w:gridCol w:w="1850"/>
+        <w:gridCol w:w="1950"/>
       </w:tblGrid>
       <w:tr>
         <w:trPr>
@@ -384,7 +384,7 @@
         </w:tc>
         <w:tc>
           <w:tcPr>
-            <w:tcW w:w="1600" w:type="dxa"/>
+            <w:tcW w:w="1850" w:type="dxa"/>
             <w:tcBorders>
               <w:top w:val="single" w:sz="4" w:space="0" w:color="auto"/>
               <w:left w:val="nil"/>
@@ -421,7 +421,7 @@
         </w:tc>
         <w:tc>
           <w:tcPr>
-            <w:tcW w:w="1700" w:type="dxa"/>
+            <w:tcW w:w="1950" w:type="dxa"/>
             <w:tcBorders>
               <w:top w:val="single" w:sz="4" w:space="0" w:color="auto"/>
               <w:left w:val="nil"/>
@@ -614,7 +614,7 @@
         </w:tc>
         <w:tc>
           <w:tcPr>
-            <w:tcW w:w="1600" w:type="dxa"/>
+            <w:tcW w:w="1850" w:type="dxa"/>
             <w:tcBorders>
               <w:top w:val="nil"/>
               <w:left w:val="nil"/>
@@ -650,7 +650,7 @@
         </w:tc>
         <w:tc>
           <w:tcPr>
-            <w:tcW w:w="1700" w:type="dxa"/>
+            <w:tcW w:w="1950" w:type="dxa"/>
             <w:tcBorders>
               <w:top w:val="nil"/>
               <w:left w:val="nil"/>
@@ -800,7 +800,7 @@
         </w:tc>
         <w:tc>
           <w:tcPr>
-            <w:tcW w:w="1600" w:type="dxa"/>
+            <w:tcW w:w="1850" w:type="dxa"/>
             <w:tcBorders>
               <w:top w:val="nil"/>
               <w:left w:val="nil"/>
@@ -841,7 +841,7 @@
         </w:tc>
         <w:tc>
           <w:tcPr>
-            <w:tcW w:w="1700" w:type="dxa"/>
+            <w:tcW w:w="1950" w:type="dxa"/>
             <w:tcBorders>
               <w:top w:val="nil"/>
               <w:left w:val="nil"/>
